--- a/41TS Tehnologiji stvorennja program/8/TS_Onyshchenko_KNT-122_19_PR8.docx
+++ b/41TS Tehnologiji stvorennja program/8/TS_Onyshchenko_KNT-122_19_PR8.docx
@@ -171,7 +171,7 @@
         <w:rPr>
           <w:lang w:val="uk-UA"/>
         </w:rPr>
-        <w:t>Розширення функціональності вебзастосунків</w:t>
+        <w:t>Тестування та аналіз якості вебзастосунків</w:t>
       </w:r>
       <w:r>
         <w:rPr/>
@@ -445,18 +445,7 @@
           <w:spacing w:val="0"/>
           <w:lang w:val="uk-UA"/>
         </w:rPr>
-        <w:t>Навчитися оцінювати якість вебзастосунків на основі проведення тестування</w:t>
-      </w:r>
-      <w:r>
-        <w:rPr>
-          <w:b w:val="false"/>
-          <w:i w:val="false"/>
-          <w:caps w:val="false"/>
-          <w:smallCaps w:val="false"/>
-          <w:spacing w:val="0"/>
-          <w:lang w:val="uk-UA"/>
-        </w:rPr>
-        <w:t>.</w:t>
+        <w:t>Навчитися оцінювати якість вебзастосунків на основі проведення тестування.</w:t>
       </w:r>
     </w:p>
     <w:p>
@@ -753,6 +742,817 @@
     </w:p>
     <w:p>
       <w:pPr>
+        <w:pStyle w:val="p1"/>
+        <w:rPr/>
+      </w:pPr>
+      <w:r>
+        <w:rPr/>
+      </w:r>
+    </w:p>
+    <w:tbl>
+      <w:tblPr>
+        <w:tblW w:w="5000" w:type="pct"/>
+        <w:jc w:val="start"/>
+        <w:tblInd w:w="-5" w:type="dxa"/>
+        <w:tblLayout w:type="fixed"/>
+        <w:tblCellMar>
+          <w:top w:w="55" w:type="dxa"/>
+          <w:start w:w="55" w:type="dxa"/>
+          <w:bottom w:w="55" w:type="dxa"/>
+          <w:end w:w="55" w:type="dxa"/>
+        </w:tblCellMar>
+      </w:tblPr>
+      <w:tblGrid>
+        <w:gridCol w:w="2267"/>
+        <w:gridCol w:w="2268"/>
+        <w:gridCol w:w="2268"/>
+        <w:gridCol w:w="2268"/>
+      </w:tblGrid>
+      <w:tr>
+        <w:trPr/>
+        <w:tc>
+          <w:tcPr>
+            <w:tcW w:w="2267" w:type="dxa"/>
+            <w:vMerge w:val="restart"/>
+            <w:tcBorders>
+              <w:top w:val="single" w:sz="4" w:space="0" w:color="000000"/>
+              <w:start w:val="single" w:sz="4" w:space="0" w:color="000000"/>
+              <w:bottom w:val="single" w:sz="4" w:space="0" w:color="000000"/>
+            </w:tcBorders>
+            <w:vAlign w:val="center"/>
+          </w:tcPr>
+          <w:p>
+            <w:pPr>
+              <w:pStyle w:val="Style19"/>
+              <w:spacing w:lineRule="auto" w:line="240" w:before="0" w:after="0"/>
+              <w:jc w:val="start"/>
+              <w:rPr>
+                <w:rFonts w:ascii="Times New Roman" w:hAnsi="Times New Roman"/>
+                <w:b/>
+                <w:bCs/>
+                <w:sz w:val="24"/>
+                <w:szCs w:val="24"/>
+              </w:rPr>
+            </w:pPr>
+            <w:r>
+              <w:rPr>
+                <w:rFonts w:ascii="Times New Roman" w:hAnsi="Times New Roman"/>
+                <w:b/>
+                <w:bCs/>
+                <w:sz w:val="24"/>
+                <w:szCs w:val="24"/>
+              </w:rPr>
+              <w:t>Перевірка</w:t>
+            </w:r>
+          </w:p>
+        </w:tc>
+        <w:tc>
+          <w:tcPr>
+            <w:tcW w:w="6804" w:type="dxa"/>
+            <w:gridSpan w:val="3"/>
+            <w:tcBorders>
+              <w:top w:val="single" w:sz="4" w:space="0" w:color="000000"/>
+              <w:start w:val="single" w:sz="4" w:space="0" w:color="000000"/>
+              <w:bottom w:val="single" w:sz="4" w:space="0" w:color="000000"/>
+              <w:end w:val="single" w:sz="4" w:space="0" w:color="000000"/>
+            </w:tcBorders>
+            <w:vAlign w:val="center"/>
+          </w:tcPr>
+          <w:p>
+            <w:pPr>
+              <w:pStyle w:val="Style19"/>
+              <w:spacing w:lineRule="auto" w:line="240" w:before="0" w:after="0"/>
+              <w:jc w:val="start"/>
+              <w:rPr>
+                <w:rFonts w:ascii="Times New Roman" w:hAnsi="Times New Roman"/>
+                <w:b/>
+                <w:bCs/>
+                <w:sz w:val="24"/>
+                <w:szCs w:val="24"/>
+                <w:lang w:val="en-US"/>
+              </w:rPr>
+            </w:pPr>
+            <w:r>
+              <w:rPr>
+                <w:rFonts w:ascii="Times New Roman" w:hAnsi="Times New Roman"/>
+                <w:b/>
+                <w:bCs/>
+                <w:sz w:val="24"/>
+                <w:szCs w:val="24"/>
+                <w:lang w:val="en-US"/>
+              </w:rPr>
+              <w:t>Windows</w:t>
+            </w:r>
+          </w:p>
+        </w:tc>
+      </w:tr>
+      <w:tr>
+        <w:trPr/>
+        <w:tc>
+          <w:tcPr>
+            <w:tcW w:w="2267" w:type="dxa"/>
+            <w:vMerge w:val="continue"/>
+            <w:tcBorders>
+              <w:top w:val="single" w:sz="4" w:space="0" w:color="000000"/>
+              <w:start w:val="single" w:sz="4" w:space="0" w:color="000000"/>
+              <w:bottom w:val="single" w:sz="4" w:space="0" w:color="000000"/>
+            </w:tcBorders>
+            <w:vAlign w:val="center"/>
+          </w:tcPr>
+          <w:p>
+            <w:pPr>
+              <w:pStyle w:val="Style19"/>
+              <w:spacing w:lineRule="auto" w:line="240" w:before="0" w:after="0"/>
+              <w:jc w:val="start"/>
+              <w:rPr>
+                <w:rFonts w:ascii="Times New Roman" w:hAnsi="Times New Roman"/>
+                <w:sz w:val="24"/>
+                <w:szCs w:val="24"/>
+              </w:rPr>
+            </w:pPr>
+            <w:r>
+              <w:rPr>
+                <w:rFonts w:ascii="Times New Roman" w:hAnsi="Times New Roman"/>
+                <w:sz w:val="24"/>
+                <w:szCs w:val="24"/>
+              </w:rPr>
+            </w:r>
+          </w:p>
+        </w:tc>
+        <w:tc>
+          <w:tcPr>
+            <w:tcW w:w="2268" w:type="dxa"/>
+            <w:tcBorders>
+              <w:start w:val="single" w:sz="4" w:space="0" w:color="000000"/>
+              <w:bottom w:val="single" w:sz="4" w:space="0" w:color="000000"/>
+            </w:tcBorders>
+            <w:vAlign w:val="center"/>
+          </w:tcPr>
+          <w:p>
+            <w:pPr>
+              <w:pStyle w:val="Style19"/>
+              <w:spacing w:lineRule="auto" w:line="240" w:before="0" w:after="0"/>
+              <w:jc w:val="start"/>
+              <w:rPr>
+                <w:rFonts w:ascii="Times New Roman" w:hAnsi="Times New Roman"/>
+                <w:sz w:val="24"/>
+                <w:szCs w:val="24"/>
+                <w:lang w:val="en-US"/>
+              </w:rPr>
+            </w:pPr>
+            <w:r>
+              <w:rPr>
+                <w:rFonts w:ascii="Times New Roman" w:hAnsi="Times New Roman"/>
+                <w:sz w:val="24"/>
+                <w:szCs w:val="24"/>
+                <w:lang w:val="en-US"/>
+              </w:rPr>
+              <w:t>Edge, 143.0.3650.96</w:t>
+            </w:r>
+          </w:p>
+        </w:tc>
+        <w:tc>
+          <w:tcPr>
+            <w:tcW w:w="2268" w:type="dxa"/>
+            <w:tcBorders>
+              <w:start w:val="single" w:sz="4" w:space="0" w:color="000000"/>
+              <w:bottom w:val="single" w:sz="4" w:space="0" w:color="000000"/>
+            </w:tcBorders>
+            <w:vAlign w:val="center"/>
+          </w:tcPr>
+          <w:p>
+            <w:pPr>
+              <w:pStyle w:val="Style19"/>
+              <w:spacing w:lineRule="auto" w:line="240" w:before="0" w:after="0"/>
+              <w:jc w:val="start"/>
+              <w:rPr>
+                <w:rFonts w:ascii="Times New Roman" w:hAnsi="Times New Roman"/>
+                <w:sz w:val="24"/>
+                <w:szCs w:val="24"/>
+                <w:lang w:val="en-US"/>
+              </w:rPr>
+            </w:pPr>
+            <w:r>
+              <w:rPr>
+                <w:rFonts w:ascii="Times New Roman" w:hAnsi="Times New Roman"/>
+                <w:sz w:val="24"/>
+                <w:szCs w:val="24"/>
+                <w:lang w:val="en-US"/>
+              </w:rPr>
+              <w:t>Zen, 1.17.14b</w:t>
+            </w:r>
+          </w:p>
+        </w:tc>
+        <w:tc>
+          <w:tcPr>
+            <w:tcW w:w="2268" w:type="dxa"/>
+            <w:tcBorders>
+              <w:start w:val="single" w:sz="4" w:space="0" w:color="000000"/>
+              <w:bottom w:val="single" w:sz="4" w:space="0" w:color="000000"/>
+              <w:end w:val="single" w:sz="4" w:space="0" w:color="000000"/>
+            </w:tcBorders>
+            <w:vAlign w:val="center"/>
+          </w:tcPr>
+          <w:p>
+            <w:pPr>
+              <w:pStyle w:val="Style19"/>
+              <w:spacing w:lineRule="auto" w:line="240" w:before="0" w:after="0"/>
+              <w:jc w:val="start"/>
+              <w:rPr>
+                <w:rFonts w:ascii="Times New Roman" w:hAnsi="Times New Roman"/>
+                <w:sz w:val="24"/>
+                <w:szCs w:val="24"/>
+                <w:lang w:val="en-US"/>
+              </w:rPr>
+            </w:pPr>
+            <w:r>
+              <w:rPr>
+                <w:rFonts w:ascii="Times New Roman" w:hAnsi="Times New Roman"/>
+                <w:sz w:val="24"/>
+                <w:szCs w:val="24"/>
+                <w:lang w:val="en-US"/>
+              </w:rPr>
+              <w:t>Firefox, 146.0.1</w:t>
+            </w:r>
+          </w:p>
+        </w:tc>
+      </w:tr>
+      <w:tr>
+        <w:trPr/>
+        <w:tc>
+          <w:tcPr>
+            <w:tcW w:w="2267" w:type="dxa"/>
+            <w:tcBorders>
+              <w:start w:val="single" w:sz="4" w:space="0" w:color="000000"/>
+              <w:bottom w:val="single" w:sz="4" w:space="0" w:color="000000"/>
+            </w:tcBorders>
+            <w:vAlign w:val="center"/>
+          </w:tcPr>
+          <w:p>
+            <w:pPr>
+              <w:pStyle w:val="Style19"/>
+              <w:spacing w:lineRule="auto" w:line="240" w:before="0" w:after="0"/>
+              <w:jc w:val="start"/>
+              <w:rPr>
+                <w:rFonts w:ascii="Times New Roman" w:hAnsi="Times New Roman"/>
+                <w:sz w:val="24"/>
+                <w:szCs w:val="24"/>
+                <w:lang w:val="uk-UA"/>
+              </w:rPr>
+            </w:pPr>
+            <w:r>
+              <w:rPr>
+                <w:rFonts w:ascii="Times New Roman" w:hAnsi="Times New Roman"/>
+                <w:sz w:val="24"/>
+                <w:szCs w:val="24"/>
+                <w:lang w:val="uk-UA"/>
+              </w:rPr>
+              <w:t>Адаптивність головної сторінки під мобільні пристрої</w:t>
+            </w:r>
+          </w:p>
+        </w:tc>
+        <w:tc>
+          <w:tcPr>
+            <w:tcW w:w="2268" w:type="dxa"/>
+            <w:tcBorders>
+              <w:start w:val="single" w:sz="4" w:space="0" w:color="000000"/>
+              <w:bottom w:val="single" w:sz="4" w:space="0" w:color="000000"/>
+            </w:tcBorders>
+            <w:vAlign w:val="center"/>
+          </w:tcPr>
+          <w:p>
+            <w:pPr>
+              <w:pStyle w:val="Style19"/>
+              <w:spacing w:lineRule="auto" w:line="240" w:before="0" w:after="0"/>
+              <w:jc w:val="start"/>
+              <w:rPr>
+                <w:rFonts w:ascii="Times New Roman" w:hAnsi="Times New Roman"/>
+                <w:sz w:val="24"/>
+                <w:szCs w:val="24"/>
+                <w:highlight w:val="none"/>
+                <w:shd w:fill="E8F2A1" w:val="clear"/>
+                <w:lang w:val="uk-UA"/>
+              </w:rPr>
+            </w:pPr>
+            <w:r>
+              <w:rPr>
+                <w:rFonts w:ascii="Times New Roman" w:hAnsi="Times New Roman"/>
+                <w:sz w:val="24"/>
+                <w:szCs w:val="24"/>
+                <w:shd w:fill="E8F2A1" w:val="clear"/>
+                <w:lang w:val="uk-UA"/>
+              </w:rPr>
+              <w:t>Пройдено</w:t>
+            </w:r>
+          </w:p>
+        </w:tc>
+        <w:tc>
+          <w:tcPr>
+            <w:tcW w:w="2268" w:type="dxa"/>
+            <w:tcBorders>
+              <w:start w:val="single" w:sz="4" w:space="0" w:color="000000"/>
+              <w:bottom w:val="single" w:sz="4" w:space="0" w:color="000000"/>
+            </w:tcBorders>
+            <w:vAlign w:val="center"/>
+          </w:tcPr>
+          <w:p>
+            <w:pPr>
+              <w:pStyle w:val="Style19"/>
+              <w:spacing w:lineRule="auto" w:line="240" w:before="0" w:after="0"/>
+              <w:jc w:val="start"/>
+              <w:rPr>
+                <w:rFonts w:ascii="Times New Roman" w:hAnsi="Times New Roman"/>
+                <w:sz w:val="24"/>
+                <w:szCs w:val="24"/>
+                <w:highlight w:val="none"/>
+                <w:shd w:fill="E8F2A1" w:val="clear"/>
+                <w:lang w:val="uk-UA"/>
+              </w:rPr>
+            </w:pPr>
+            <w:r>
+              <w:rPr>
+                <w:rFonts w:ascii="Times New Roman" w:hAnsi="Times New Roman"/>
+                <w:sz w:val="24"/>
+                <w:szCs w:val="24"/>
+                <w:shd w:fill="E8F2A1" w:val="clear"/>
+                <w:lang w:val="uk-UA"/>
+              </w:rPr>
+              <w:t>Пройдено</w:t>
+            </w:r>
+          </w:p>
+        </w:tc>
+        <w:tc>
+          <w:tcPr>
+            <w:tcW w:w="2268" w:type="dxa"/>
+            <w:tcBorders>
+              <w:start w:val="single" w:sz="4" w:space="0" w:color="000000"/>
+              <w:bottom w:val="single" w:sz="4" w:space="0" w:color="000000"/>
+              <w:end w:val="single" w:sz="4" w:space="0" w:color="000000"/>
+            </w:tcBorders>
+            <w:vAlign w:val="center"/>
+          </w:tcPr>
+          <w:p>
+            <w:pPr>
+              <w:pStyle w:val="Style19"/>
+              <w:spacing w:lineRule="auto" w:line="240" w:before="0" w:after="0"/>
+              <w:jc w:val="start"/>
+              <w:rPr>
+                <w:rFonts w:ascii="Times New Roman" w:hAnsi="Times New Roman"/>
+                <w:sz w:val="24"/>
+                <w:szCs w:val="24"/>
+                <w:highlight w:val="none"/>
+                <w:shd w:fill="E8F2A1" w:val="clear"/>
+                <w:lang w:val="uk-UA"/>
+              </w:rPr>
+            </w:pPr>
+            <w:r>
+              <w:rPr>
+                <w:rFonts w:ascii="Times New Roman" w:hAnsi="Times New Roman"/>
+                <w:sz w:val="24"/>
+                <w:szCs w:val="24"/>
+                <w:shd w:fill="E8F2A1" w:val="clear"/>
+                <w:lang w:val="uk-UA"/>
+              </w:rPr>
+              <w:t>Пройдено</w:t>
+            </w:r>
+          </w:p>
+        </w:tc>
+      </w:tr>
+      <w:tr>
+        <w:trPr/>
+        <w:tc>
+          <w:tcPr>
+            <w:tcW w:w="2267" w:type="dxa"/>
+            <w:tcBorders>
+              <w:start w:val="single" w:sz="4" w:space="0" w:color="000000"/>
+              <w:bottom w:val="single" w:sz="4" w:space="0" w:color="000000"/>
+            </w:tcBorders>
+            <w:vAlign w:val="center"/>
+          </w:tcPr>
+          <w:p>
+            <w:pPr>
+              <w:pStyle w:val="Style19"/>
+              <w:spacing w:lineRule="auto" w:line="240" w:before="0" w:after="0"/>
+              <w:jc w:val="start"/>
+              <w:rPr>
+                <w:rFonts w:ascii="Times New Roman" w:hAnsi="Times New Roman"/>
+                <w:sz w:val="24"/>
+                <w:szCs w:val="24"/>
+                <w:lang w:val="uk-UA"/>
+              </w:rPr>
+            </w:pPr>
+            <w:r>
+              <w:rPr>
+                <w:rFonts w:ascii="Times New Roman" w:hAnsi="Times New Roman"/>
+                <w:sz w:val="24"/>
+                <w:szCs w:val="24"/>
+                <w:lang w:val="uk-UA"/>
+              </w:rPr>
+              <w:t>Адаптивність сторіник пошуку під мобільні пристрої</w:t>
+            </w:r>
+          </w:p>
+        </w:tc>
+        <w:tc>
+          <w:tcPr>
+            <w:tcW w:w="2268" w:type="dxa"/>
+            <w:tcBorders>
+              <w:start w:val="single" w:sz="4" w:space="0" w:color="000000"/>
+              <w:bottom w:val="single" w:sz="4" w:space="0" w:color="000000"/>
+            </w:tcBorders>
+            <w:vAlign w:val="center"/>
+          </w:tcPr>
+          <w:p>
+            <w:pPr>
+              <w:pStyle w:val="Style19"/>
+              <w:spacing w:lineRule="auto" w:line="240" w:before="0" w:after="0"/>
+              <w:jc w:val="start"/>
+              <w:rPr>
+                <w:rFonts w:ascii="Times New Roman" w:hAnsi="Times New Roman"/>
+                <w:sz w:val="24"/>
+                <w:szCs w:val="24"/>
+                <w:highlight w:val="none"/>
+                <w:shd w:fill="E8F2A1" w:val="clear"/>
+                <w:lang w:val="uk-UA"/>
+              </w:rPr>
+            </w:pPr>
+            <w:r>
+              <w:rPr>
+                <w:rFonts w:ascii="Times New Roman" w:hAnsi="Times New Roman"/>
+                <w:sz w:val="24"/>
+                <w:szCs w:val="24"/>
+                <w:shd w:fill="E8F2A1" w:val="clear"/>
+                <w:lang w:val="uk-UA"/>
+              </w:rPr>
+              <w:t>Пройдено</w:t>
+            </w:r>
+          </w:p>
+        </w:tc>
+        <w:tc>
+          <w:tcPr>
+            <w:tcW w:w="2268" w:type="dxa"/>
+            <w:tcBorders>
+              <w:start w:val="single" w:sz="4" w:space="0" w:color="000000"/>
+              <w:bottom w:val="single" w:sz="4" w:space="0" w:color="000000"/>
+            </w:tcBorders>
+            <w:vAlign w:val="center"/>
+          </w:tcPr>
+          <w:p>
+            <w:pPr>
+              <w:pStyle w:val="Style19"/>
+              <w:spacing w:lineRule="auto" w:line="240" w:before="0" w:after="0"/>
+              <w:jc w:val="start"/>
+              <w:rPr>
+                <w:rFonts w:ascii="Times New Roman" w:hAnsi="Times New Roman"/>
+                <w:sz w:val="24"/>
+                <w:szCs w:val="24"/>
+                <w:highlight w:val="none"/>
+                <w:shd w:fill="E8F2A1" w:val="clear"/>
+                <w:lang w:val="uk-UA"/>
+              </w:rPr>
+            </w:pPr>
+            <w:r>
+              <w:rPr>
+                <w:rFonts w:ascii="Times New Roman" w:hAnsi="Times New Roman"/>
+                <w:sz w:val="24"/>
+                <w:szCs w:val="24"/>
+                <w:shd w:fill="E8F2A1" w:val="clear"/>
+                <w:lang w:val="uk-UA"/>
+              </w:rPr>
+              <w:t>Пройдено</w:t>
+            </w:r>
+          </w:p>
+        </w:tc>
+        <w:tc>
+          <w:tcPr>
+            <w:tcW w:w="2268" w:type="dxa"/>
+            <w:tcBorders>
+              <w:start w:val="single" w:sz="4" w:space="0" w:color="000000"/>
+              <w:bottom w:val="single" w:sz="4" w:space="0" w:color="000000"/>
+              <w:end w:val="single" w:sz="4" w:space="0" w:color="000000"/>
+            </w:tcBorders>
+            <w:vAlign w:val="center"/>
+          </w:tcPr>
+          <w:p>
+            <w:pPr>
+              <w:pStyle w:val="Style19"/>
+              <w:spacing w:lineRule="auto" w:line="240" w:before="0" w:after="0"/>
+              <w:jc w:val="start"/>
+              <w:rPr>
+                <w:rFonts w:ascii="Times New Roman" w:hAnsi="Times New Roman"/>
+                <w:sz w:val="24"/>
+                <w:szCs w:val="24"/>
+                <w:highlight w:val="none"/>
+                <w:shd w:fill="E8F2A1" w:val="clear"/>
+                <w:lang w:val="uk-UA"/>
+              </w:rPr>
+            </w:pPr>
+            <w:r>
+              <w:rPr>
+                <w:rFonts w:ascii="Times New Roman" w:hAnsi="Times New Roman"/>
+                <w:sz w:val="24"/>
+                <w:szCs w:val="24"/>
+                <w:shd w:fill="E8F2A1" w:val="clear"/>
+                <w:lang w:val="uk-UA"/>
+              </w:rPr>
+              <w:t>Пройдено</w:t>
+            </w:r>
+          </w:p>
+        </w:tc>
+      </w:tr>
+      <w:tr>
+        <w:trPr/>
+        <w:tc>
+          <w:tcPr>
+            <w:tcW w:w="2267" w:type="dxa"/>
+            <w:tcBorders>
+              <w:start w:val="single" w:sz="4" w:space="0" w:color="000000"/>
+              <w:bottom w:val="single" w:sz="4" w:space="0" w:color="000000"/>
+            </w:tcBorders>
+            <w:vAlign w:val="center"/>
+          </w:tcPr>
+          <w:p>
+            <w:pPr>
+              <w:pStyle w:val="Style19"/>
+              <w:spacing w:lineRule="auto" w:line="240" w:before="0" w:after="0"/>
+              <w:jc w:val="start"/>
+              <w:rPr>
+                <w:rFonts w:ascii="Times New Roman" w:hAnsi="Times New Roman"/>
+                <w:sz w:val="24"/>
+                <w:szCs w:val="24"/>
+                <w:lang w:val="uk-UA"/>
+              </w:rPr>
+            </w:pPr>
+            <w:r>
+              <w:rPr>
+                <w:rFonts w:ascii="Times New Roman" w:hAnsi="Times New Roman"/>
+                <w:sz w:val="24"/>
+                <w:szCs w:val="24"/>
+                <w:lang w:val="uk-UA"/>
+              </w:rPr>
+              <w:t>Виконання вимоги пошуку тексту в Біблії</w:t>
+            </w:r>
+          </w:p>
+        </w:tc>
+        <w:tc>
+          <w:tcPr>
+            <w:tcW w:w="2268" w:type="dxa"/>
+            <w:tcBorders>
+              <w:start w:val="single" w:sz="4" w:space="0" w:color="000000"/>
+              <w:bottom w:val="single" w:sz="4" w:space="0" w:color="000000"/>
+            </w:tcBorders>
+            <w:vAlign w:val="center"/>
+          </w:tcPr>
+          <w:p>
+            <w:pPr>
+              <w:pStyle w:val="Style19"/>
+              <w:spacing w:lineRule="auto" w:line="240" w:before="0" w:after="0"/>
+              <w:jc w:val="start"/>
+              <w:rPr>
+                <w:rFonts w:ascii="Times New Roman" w:hAnsi="Times New Roman"/>
+                <w:sz w:val="24"/>
+                <w:szCs w:val="24"/>
+                <w:highlight w:val="none"/>
+                <w:shd w:fill="E8F2A1" w:val="clear"/>
+                <w:lang w:val="uk-UA"/>
+              </w:rPr>
+            </w:pPr>
+            <w:r>
+              <w:rPr>
+                <w:rFonts w:ascii="Times New Roman" w:hAnsi="Times New Roman"/>
+                <w:sz w:val="24"/>
+                <w:szCs w:val="24"/>
+                <w:shd w:fill="E8F2A1" w:val="clear"/>
+                <w:lang w:val="uk-UA"/>
+              </w:rPr>
+              <w:t>Пройдено</w:t>
+            </w:r>
+          </w:p>
+        </w:tc>
+        <w:tc>
+          <w:tcPr>
+            <w:tcW w:w="2268" w:type="dxa"/>
+            <w:tcBorders>
+              <w:start w:val="single" w:sz="4" w:space="0" w:color="000000"/>
+              <w:bottom w:val="single" w:sz="4" w:space="0" w:color="000000"/>
+            </w:tcBorders>
+            <w:vAlign w:val="center"/>
+          </w:tcPr>
+          <w:p>
+            <w:pPr>
+              <w:pStyle w:val="Style19"/>
+              <w:spacing w:lineRule="auto" w:line="240" w:before="0" w:after="0"/>
+              <w:jc w:val="start"/>
+              <w:rPr>
+                <w:rFonts w:ascii="Times New Roman" w:hAnsi="Times New Roman"/>
+                <w:sz w:val="24"/>
+                <w:szCs w:val="24"/>
+                <w:highlight w:val="none"/>
+                <w:shd w:fill="E8F2A1" w:val="clear"/>
+                <w:lang w:val="uk-UA"/>
+              </w:rPr>
+            </w:pPr>
+            <w:r>
+              <w:rPr>
+                <w:rFonts w:ascii="Times New Roman" w:hAnsi="Times New Roman"/>
+                <w:sz w:val="24"/>
+                <w:szCs w:val="24"/>
+                <w:shd w:fill="E8F2A1" w:val="clear"/>
+                <w:lang w:val="en-US"/>
+              </w:rPr>
+              <w:t>Пройдено</w:t>
+            </w:r>
+          </w:p>
+        </w:tc>
+        <w:tc>
+          <w:tcPr>
+            <w:tcW w:w="2268" w:type="dxa"/>
+            <w:tcBorders>
+              <w:start w:val="single" w:sz="4" w:space="0" w:color="000000"/>
+              <w:bottom w:val="single" w:sz="4" w:space="0" w:color="000000"/>
+              <w:end w:val="single" w:sz="4" w:space="0" w:color="000000"/>
+            </w:tcBorders>
+            <w:vAlign w:val="center"/>
+          </w:tcPr>
+          <w:p>
+            <w:pPr>
+              <w:pStyle w:val="Style19"/>
+              <w:spacing w:lineRule="auto" w:line="240" w:before="0" w:after="0"/>
+              <w:jc w:val="start"/>
+              <w:rPr>
+                <w:rFonts w:ascii="Times New Roman" w:hAnsi="Times New Roman"/>
+                <w:sz w:val="24"/>
+                <w:szCs w:val="24"/>
+                <w:highlight w:val="none"/>
+                <w:shd w:fill="E8F2A1" w:val="clear"/>
+                <w:lang w:val="uk-UA"/>
+              </w:rPr>
+            </w:pPr>
+            <w:r>
+              <w:rPr>
+                <w:rFonts w:ascii="Times New Roman" w:hAnsi="Times New Roman"/>
+                <w:sz w:val="24"/>
+                <w:szCs w:val="24"/>
+                <w:shd w:fill="E8F2A1" w:val="clear"/>
+                <w:lang w:val="en-US"/>
+              </w:rPr>
+              <w:t>Пройдено</w:t>
+            </w:r>
+          </w:p>
+        </w:tc>
+      </w:tr>
+      <w:tr>
+        <w:trPr/>
+        <w:tc>
+          <w:tcPr>
+            <w:tcW w:w="2267" w:type="dxa"/>
+            <w:tcBorders>
+              <w:start w:val="single" w:sz="4" w:space="0" w:color="000000"/>
+              <w:bottom w:val="single" w:sz="4" w:space="0" w:color="000000"/>
+            </w:tcBorders>
+            <w:vAlign w:val="center"/>
+          </w:tcPr>
+          <w:p>
+            <w:pPr>
+              <w:pStyle w:val="Style19"/>
+              <w:spacing w:lineRule="auto" w:line="240" w:before="0" w:after="0"/>
+              <w:jc w:val="start"/>
+              <w:rPr>
+                <w:rFonts w:ascii="Times New Roman" w:hAnsi="Times New Roman"/>
+                <w:sz w:val="24"/>
+                <w:szCs w:val="24"/>
+                <w:lang w:val="uk-UA"/>
+              </w:rPr>
+            </w:pPr>
+            <w:r>
+              <w:rPr>
+                <w:rFonts w:ascii="Times New Roman" w:hAnsi="Times New Roman"/>
+                <w:sz w:val="24"/>
+                <w:szCs w:val="24"/>
+                <w:lang w:val="uk-UA"/>
+              </w:rPr>
+              <w:t>Видавання того самого результату при повторному запиті</w:t>
+            </w:r>
+          </w:p>
+        </w:tc>
+        <w:tc>
+          <w:tcPr>
+            <w:tcW w:w="2268" w:type="dxa"/>
+            <w:tcBorders>
+              <w:start w:val="single" w:sz="4" w:space="0" w:color="000000"/>
+              <w:bottom w:val="single" w:sz="4" w:space="0" w:color="000000"/>
+            </w:tcBorders>
+            <w:vAlign w:val="center"/>
+          </w:tcPr>
+          <w:p>
+            <w:pPr>
+              <w:pStyle w:val="Style19"/>
+              <w:spacing w:lineRule="auto" w:line="240" w:before="0" w:after="0"/>
+              <w:jc w:val="start"/>
+              <w:rPr>
+                <w:rFonts w:ascii="Times New Roman" w:hAnsi="Times New Roman"/>
+                <w:sz w:val="24"/>
+                <w:szCs w:val="24"/>
+                <w:highlight w:val="none"/>
+                <w:shd w:fill="E8F2A1" w:val="clear"/>
+                <w:lang w:val="uk-UA"/>
+              </w:rPr>
+            </w:pPr>
+            <w:r>
+              <w:rPr>
+                <w:rFonts w:ascii="Times New Roman" w:hAnsi="Times New Roman"/>
+                <w:sz w:val="24"/>
+                <w:szCs w:val="24"/>
+                <w:shd w:fill="E8F2A1" w:val="clear"/>
+                <w:lang w:val="en-US"/>
+              </w:rPr>
+              <w:t>Пройдено</w:t>
+            </w:r>
+          </w:p>
+        </w:tc>
+        <w:tc>
+          <w:tcPr>
+            <w:tcW w:w="2268" w:type="dxa"/>
+            <w:tcBorders>
+              <w:start w:val="single" w:sz="4" w:space="0" w:color="000000"/>
+              <w:bottom w:val="single" w:sz="4" w:space="0" w:color="000000"/>
+            </w:tcBorders>
+            <w:vAlign w:val="center"/>
+          </w:tcPr>
+          <w:p>
+            <w:pPr>
+              <w:pStyle w:val="Style19"/>
+              <w:spacing w:lineRule="auto" w:line="240" w:before="0" w:after="0"/>
+              <w:jc w:val="start"/>
+              <w:rPr>
+                <w:rFonts w:ascii="Times New Roman" w:hAnsi="Times New Roman"/>
+                <w:sz w:val="24"/>
+                <w:szCs w:val="24"/>
+                <w:highlight w:val="none"/>
+                <w:shd w:fill="E8F2A1" w:val="clear"/>
+                <w:lang w:val="uk-UA"/>
+              </w:rPr>
+            </w:pPr>
+            <w:r>
+              <w:rPr>
+                <w:rFonts w:ascii="Times New Roman" w:hAnsi="Times New Roman"/>
+                <w:sz w:val="24"/>
+                <w:szCs w:val="24"/>
+                <w:shd w:fill="E8F2A1" w:val="clear"/>
+                <w:lang w:val="en-US"/>
+              </w:rPr>
+              <w:t>Пройдено</w:t>
+            </w:r>
+          </w:p>
+        </w:tc>
+        <w:tc>
+          <w:tcPr>
+            <w:tcW w:w="2268" w:type="dxa"/>
+            <w:tcBorders>
+              <w:start w:val="single" w:sz="4" w:space="0" w:color="000000"/>
+              <w:bottom w:val="single" w:sz="4" w:space="0" w:color="000000"/>
+              <w:end w:val="single" w:sz="4" w:space="0" w:color="000000"/>
+            </w:tcBorders>
+            <w:vAlign w:val="center"/>
+          </w:tcPr>
+          <w:p>
+            <w:pPr>
+              <w:pStyle w:val="Style19"/>
+              <w:spacing w:lineRule="auto" w:line="240" w:before="0" w:after="0"/>
+              <w:jc w:val="start"/>
+              <w:rPr>
+                <w:rFonts w:ascii="Times New Roman" w:hAnsi="Times New Roman"/>
+                <w:sz w:val="24"/>
+                <w:szCs w:val="24"/>
+                <w:highlight w:val="none"/>
+                <w:shd w:fill="E8F2A1" w:val="clear"/>
+                <w:lang w:val="uk-UA"/>
+              </w:rPr>
+            </w:pPr>
+            <w:r>
+              <w:rPr>
+                <w:rFonts w:ascii="Times New Roman" w:hAnsi="Times New Roman"/>
+                <w:sz w:val="24"/>
+                <w:szCs w:val="24"/>
+                <w:shd w:fill="E8F2A1" w:val="clear"/>
+                <w:lang w:val="en-US"/>
+              </w:rPr>
+              <w:t>Пройдено</w:t>
+            </w:r>
+          </w:p>
+        </w:tc>
+      </w:tr>
+    </w:tbl>
+    <w:p>
+      <w:pPr>
+        <w:pStyle w:val="p1"/>
+        <w:rPr/>
+      </w:pPr>
+      <w:r>
+        <w:rPr/>
+      </w:r>
+    </w:p>
+    <w:p>
+      <w:pPr>
         <w:pStyle w:val="h21"/>
         <w:rPr/>
       </w:pPr>
@@ -763,6 +1563,67 @@
     </w:p>
     <w:p>
       <w:pPr>
+        <w:pStyle w:val="p1"/>
+        <w:rPr/>
+      </w:pPr>
+      <w:r>
+        <w:rPr/>
+      </w:r>
+    </w:p>
+    <w:p>
+      <w:pPr>
+        <w:pStyle w:val="p1"/>
+        <w:rPr/>
+      </w:pPr>
+      <w:r>
+        <w:rPr/>
+        <w:t xml:space="preserve">В результаті </w:t>
+      </w:r>
+      <w:r>
+        <w:rPr>
+          <w:lang w:val="uk-UA"/>
+        </w:rPr>
+        <w:t>отримано лише одну прогріху:</w:t>
+      </w:r>
+    </w:p>
+    <w:p>
+      <w:pPr>
+        <w:pStyle w:val="p1"/>
+        <w:rPr>
+          <w:lang w:val="uk-UA"/>
+        </w:rPr>
+      </w:pPr>
+      <w:r>
+        <w:rPr>
+          <w:lang w:val="uk-UA"/>
+        </w:rPr>
+      </w:r>
+    </w:p>
+    <w:p>
+      <w:pPr>
+        <w:pStyle w:val="p1"/>
+        <w:rPr>
+          <w:lang w:val="uk-UA"/>
+        </w:rPr>
+      </w:pPr>
+      <w:r>
+        <w:rPr>
+          <w:lang w:val="uk-UA"/>
+        </w:rPr>
+        <w:t>1. Історія зберігає нові запити навіть у випадку, коли сторінка з тим же запитом оновляється.</w:t>
+      </w:r>
+    </w:p>
+    <w:p>
+      <w:pPr>
+        <w:pStyle w:val="p1"/>
+        <w:rPr/>
+      </w:pPr>
+      <w:r>
+        <w:rPr/>
+      </w:r>
+    </w:p>
+    <w:p>
+      <w:pPr>
         <w:pStyle w:val="h1"/>
         <w:rPr/>
       </w:pPr>
@@ -859,12 +1720,136 @@
     </w:p>
     <w:p>
       <w:pPr>
+        <w:pStyle w:val="p1"/>
+        <w:rPr/>
+      </w:pPr>
+      <w:r>
+        <w:rPr/>
+      </w:r>
+    </w:p>
+    <w:p>
+      <w:pPr>
+        <w:pStyle w:val="p1"/>
+        <w:rPr/>
+      </w:pPr>
+      <w:r>
+        <w:rPr/>
+        <w:t>Серйозність та пріоритет багу можна визначити, проаналізувавши його критичність для роботи застосунку.</w:t>
+      </w:r>
+    </w:p>
+    <w:p>
+      <w:pPr>
+        <w:pStyle w:val="p1"/>
+        <w:rPr/>
+      </w:pPr>
+      <w:r>
+        <w:rPr/>
+      </w:r>
+    </w:p>
+    <w:p>
+      <w:pPr>
         <w:pStyle w:val="h21"/>
         <w:rPr/>
       </w:pPr>
       <w:r>
         <w:rPr/>
         <w:t>Як можна класифікувати види тестування?</w:t>
+      </w:r>
+    </w:p>
+    <w:p>
+      <w:pPr>
+        <w:pStyle w:val="p1"/>
+        <w:rPr/>
+      </w:pPr>
+      <w:r>
+        <w:rPr/>
+      </w:r>
+    </w:p>
+    <w:p>
+      <w:pPr>
+        <w:pStyle w:val="p1"/>
+        <w:rPr/>
+      </w:pPr>
+      <w:r>
+        <w:rPr/>
+        <w:t>Види тестування можна класифікувати за:</w:t>
+      </w:r>
+    </w:p>
+    <w:p>
+      <w:pPr>
+        <w:pStyle w:val="p1"/>
+        <w:rPr/>
+      </w:pPr>
+      <w:r>
+        <w:rPr/>
+      </w:r>
+    </w:p>
+    <w:p>
+      <w:pPr>
+        <w:pStyle w:val="p1"/>
+        <w:rPr/>
+      </w:pPr>
+      <w:r>
+        <w:rPr/>
+        <w:t>- цілями та характеристиками (</w:t>
+      </w:r>
+      <w:r>
+        <w:rPr>
+          <w:lang w:val="en-US"/>
+        </w:rPr>
+        <w:t>functional \ non-functional);</w:t>
+      </w:r>
+    </w:p>
+    <w:p>
+      <w:pPr>
+        <w:pStyle w:val="p1"/>
+        <w:rPr>
+          <w:lang w:val="en-US"/>
+        </w:rPr>
+      </w:pPr>
+      <w:r>
+        <w:rPr>
+          <w:lang w:val="en-US"/>
+        </w:rPr>
+        <w:t xml:space="preserve">- </w:t>
+      </w:r>
+      <w:r>
+        <w:rPr>
+          <w:lang w:val="uk-UA"/>
+        </w:rPr>
+        <w:t>рівнем тестування (</w:t>
+      </w:r>
+      <w:r>
+        <w:rPr>
+          <w:lang w:val="en-US"/>
+        </w:rPr>
+        <w:t>unit \ integration \ system);</w:t>
+      </w:r>
+    </w:p>
+    <w:p>
+      <w:pPr>
+        <w:pStyle w:val="p1"/>
+        <w:rPr>
+          <w:lang w:val="en-US"/>
+        </w:rPr>
+      </w:pPr>
+      <w:r>
+        <w:rPr>
+          <w:lang w:val="en-US"/>
+        </w:rPr>
+        <w:t xml:space="preserve">- </w:t>
+      </w:r>
+      <w:r>
+        <w:rPr>
+          <w:lang w:val="uk-UA"/>
+        </w:rPr>
+        <w:t xml:space="preserve">методом виконання </w:t>
+      </w:r>
+      <w:r>
+        <w:rPr>
+          <w:lang w:val="en-US"/>
+        </w:rPr>
+        <w:t>(automated \ manual).</w:t>
       </w:r>
     </w:p>
     <w:sectPr>
@@ -1479,15 +2464,15 @@
       <w:rFonts w:cs="Lucida Sans"/>
     </w:rPr>
   </w:style>
+  <w:style w:type="paragraph" w:styleId="user2">
+    <w:name w:val="Верхній і нижній колонтитули (user)"/>
+    <w:basedOn w:val="Normal"/>
+    <w:qFormat/>
+    <w:pPr/>
+    <w:rPr/>
+  </w:style>
   <w:style w:type="paragraph" w:styleId="Style18">
     <w:name w:val="Верхній і нижній колонтитули"/>
-    <w:basedOn w:val="Normal"/>
-    <w:qFormat/>
-    <w:pPr/>
-    <w:rPr/>
-  </w:style>
-  <w:style w:type="paragraph" w:styleId="user2">
-    <w:name w:val="Верхній і нижній колонтитули (user)"/>
     <w:basedOn w:val="Normal"/>
     <w:qFormat/>
     <w:pPr/>
@@ -1656,6 +2641,16 @@
       <w:sz w:val="21"/>
       <w:lang w:val="en-US"/>
     </w:rPr>
+  </w:style>
+  <w:style w:type="paragraph" w:styleId="Style19">
+    <w:name w:val="Вміст таблиці"/>
+    <w:basedOn w:val="Normal"/>
+    <w:qFormat/>
+    <w:pPr>
+      <w:widowControl w:val="false"/>
+      <w:suppressLineNumbers/>
+    </w:pPr>
+    <w:rPr/>
   </w:style>
   <w:style w:type="table" w:default="1" w:styleId="4">
     <w:name w:val="Normal Table"/>
